--- a/文稿自序与导言 Preface and Introduction to the Manuscript.docx
+++ b/文稿自序与导言 Preface and Introduction to the Manuscript.docx
@@ -41,6 +41,116 @@
     </w:p>
     <w:p>
       <w:pPr>
+        <w:pStyle w:val="Normal"/>
+        <w:numPr>
+          <w:ilvl w:val="0"/>
+          <w:numId w:val="2"/>
+        </w:numPr>
+        <w:bidi w:val="0"/>
+        <w:ind w:hanging="0" w:start="0"/>
+        <w:jc w:val="center"/>
+        <w:rPr>
+          <w:rFonts w:ascii="Edwardian Script ITC" w:hAnsi="Edwardian Script ITC"/>
+          <w:b w:val="false"/>
+          <w:i w:val="false"/>
+          <w:caps w:val="false"/>
+          <w:smallCaps w:val="false"/>
+          <w:color w:val="141414"/>
+          <w:spacing w:val="0"/>
+          <w:sz w:val="36"/>
+          <w:szCs w:val="36"/>
+        </w:rPr>
+      </w:pPr>
+      <w:r>
+        <w:rPr>
+          <w:rFonts w:ascii="Edwardian Script ITC" w:hAnsi="Edwardian Script ITC"/>
+          <w:b w:val="false"/>
+          <w:i w:val="false"/>
+          <w:caps w:val="false"/>
+          <w:smallCaps w:val="false"/>
+          <w:color w:val="141414"/>
+          <w:spacing w:val="0"/>
+          <w:sz w:val="36"/>
+          <w:szCs w:val="36"/>
+        </w:rPr>
+        <w:t>Author: Adrian Mercer</w:t>
+      </w:r>
+    </w:p>
+    <w:p>
+      <w:pPr>
+        <w:pStyle w:val="Normal"/>
+        <w:numPr>
+          <w:ilvl w:val="0"/>
+          <w:numId w:val="2"/>
+        </w:numPr>
+        <w:bidi w:val="0"/>
+        <w:ind w:hanging="0" w:start="0"/>
+        <w:jc w:val="center"/>
+        <w:rPr>
+          <w:rFonts w:ascii="Californian FB" w:hAnsi="Californian FB"/>
+          <w:b w:val="false"/>
+          <w:i w:val="false"/>
+          <w:caps w:val="false"/>
+          <w:smallCaps w:val="false"/>
+          <w:color w:val="141414"/>
+          <w:spacing w:val="0"/>
+          <w:sz w:val="28"/>
+          <w:szCs w:val="28"/>
+        </w:rPr>
+      </w:pPr>
+      <w:r>
+        <w:rPr>
+          <w:rFonts w:ascii="Californian FB" w:hAnsi="Californian FB"/>
+          <w:b w:val="false"/>
+          <w:i w:val="false"/>
+          <w:caps w:val="false"/>
+          <w:smallCaps w:val="false"/>
+          <w:color w:val="141414"/>
+          <w:spacing w:val="0"/>
+          <w:sz w:val="28"/>
+          <w:szCs w:val="28"/>
+        </w:rPr>
+        <w:t>First archival publication: Zenodo</w:t>
+      </w:r>
+    </w:p>
+    <w:p>
+      <w:pPr>
+        <w:pStyle w:val="Normal"/>
+        <w:numPr>
+          <w:ilvl w:val="0"/>
+          <w:numId w:val="2"/>
+        </w:numPr>
+        <w:ind w:hanging="0" w:start="0"/>
+        <w:jc w:val="center"/>
+        <w:rPr>
+          <w:rFonts w:ascii="Californian FB" w:hAnsi="Californian FB"/>
+          <w:b w:val="false"/>
+          <w:i w:val="false"/>
+          <w:caps w:val="false"/>
+          <w:smallCaps w:val="false"/>
+          <w:color w:val="141414"/>
+          <w:spacing w:val="0"/>
+          <w:sz w:val="28"/>
+          <w:szCs w:val="28"/>
+        </w:rPr>
+      </w:pPr>
+      <w:r>
+        <w:rPr>
+          <w:rFonts w:ascii="Californian FB" w:hAnsi="Californian FB"/>
+          <w:b w:val="false"/>
+          <w:i w:val="false"/>
+          <w:caps w:val="false"/>
+          <w:smallCaps w:val="false"/>
+          <w:color w:val="141414"/>
+          <w:spacing w:val="0"/>
+          <w:sz w:val="28"/>
+          <w:szCs w:val="28"/>
+        </w:rPr>
+        <w:t xml:space="preserve">DOI : 10.5281/zenodo.21386559 </w:t>
+      </w:r>
+    </w:p>
+    <w:p>
+      <w:pPr>
         <w:pStyle w:val="BodyText"/>
         <w:rPr>
           <w:sz w:val="24"/>
@@ -538,6 +648,116 @@
           <w:szCs w:val="32"/>
         </w:rPr>
         <w:t>)</w:t>
+      </w:r>
+    </w:p>
+    <w:p>
+      <w:pPr>
+        <w:pStyle w:val="Normal"/>
+        <w:numPr>
+          <w:ilvl w:val="0"/>
+          <w:numId w:val="2"/>
+        </w:numPr>
+        <w:bidi w:val="0"/>
+        <w:ind w:hanging="0" w:start="0"/>
+        <w:jc w:val="center"/>
+        <w:rPr>
+          <w:rFonts w:ascii="Edwardian Script ITC" w:hAnsi="Edwardian Script ITC"/>
+          <w:b w:val="false"/>
+          <w:i w:val="false"/>
+          <w:caps w:val="false"/>
+          <w:smallCaps w:val="false"/>
+          <w:color w:val="141414"/>
+          <w:spacing w:val="0"/>
+          <w:sz w:val="36"/>
+          <w:szCs w:val="36"/>
+        </w:rPr>
+      </w:pPr>
+      <w:r>
+        <w:rPr>
+          <w:rFonts w:ascii="Edwardian Script ITC" w:hAnsi="Edwardian Script ITC"/>
+          <w:b w:val="false"/>
+          <w:i w:val="false"/>
+          <w:caps w:val="false"/>
+          <w:smallCaps w:val="false"/>
+          <w:color w:val="141414"/>
+          <w:spacing w:val="0"/>
+          <w:sz w:val="36"/>
+          <w:szCs w:val="36"/>
+        </w:rPr>
+        <w:t>Author: Adrian Mercer</w:t>
+      </w:r>
+    </w:p>
+    <w:p>
+      <w:pPr>
+        <w:pStyle w:val="Normal"/>
+        <w:numPr>
+          <w:ilvl w:val="0"/>
+          <w:numId w:val="2"/>
+        </w:numPr>
+        <w:bidi w:val="0"/>
+        <w:ind w:hanging="0" w:start="0"/>
+        <w:jc w:val="center"/>
+        <w:rPr>
+          <w:rFonts w:ascii="Californian FB" w:hAnsi="Californian FB"/>
+          <w:b w:val="false"/>
+          <w:i w:val="false"/>
+          <w:caps w:val="false"/>
+          <w:smallCaps w:val="false"/>
+          <w:color w:val="141414"/>
+          <w:spacing w:val="0"/>
+          <w:sz w:val="28"/>
+          <w:szCs w:val="28"/>
+        </w:rPr>
+      </w:pPr>
+      <w:r>
+        <w:rPr>
+          <w:rFonts w:ascii="Californian FB" w:hAnsi="Californian FB"/>
+          <w:b w:val="false"/>
+          <w:i w:val="false"/>
+          <w:caps w:val="false"/>
+          <w:smallCaps w:val="false"/>
+          <w:color w:val="141414"/>
+          <w:spacing w:val="0"/>
+          <w:sz w:val="28"/>
+          <w:szCs w:val="28"/>
+        </w:rPr>
+        <w:t>First archival publication: Zenodo</w:t>
+      </w:r>
+    </w:p>
+    <w:p>
+      <w:pPr>
+        <w:pStyle w:val="Normal"/>
+        <w:numPr>
+          <w:ilvl w:val="0"/>
+          <w:numId w:val="2"/>
+        </w:numPr>
+        <w:ind w:hanging="0" w:start="0"/>
+        <w:jc w:val="center"/>
+        <w:rPr>
+          <w:rFonts w:ascii="Californian FB" w:hAnsi="Californian FB"/>
+          <w:b w:val="false"/>
+          <w:i w:val="false"/>
+          <w:caps w:val="false"/>
+          <w:smallCaps w:val="false"/>
+          <w:color w:val="141414"/>
+          <w:spacing w:val="0"/>
+          <w:sz w:val="28"/>
+          <w:szCs w:val="28"/>
+        </w:rPr>
+      </w:pPr>
+      <w:r>
+        <w:rPr>
+          <w:rFonts w:ascii="Californian FB" w:hAnsi="Californian FB"/>
+          <w:b w:val="false"/>
+          <w:i w:val="false"/>
+          <w:caps w:val="false"/>
+          <w:smallCaps w:val="false"/>
+          <w:color w:val="141414"/>
+          <w:spacing w:val="0"/>
+          <w:sz w:val="28"/>
+          <w:szCs w:val="28"/>
+        </w:rPr>
+        <w:t xml:space="preserve">DOI : 10.5281/zenodo.21386559 </w:t>
       </w:r>
     </w:p>
     <w:p>
@@ -3258,7 +3478,7 @@
       <w:overflowPunct w:val="false"/>
       <w:autoSpaceDE w:val="true"/>
       <w:bidi w:val="0"/>
-      <w:spacing w:before="0" w:after="0"/>
+      <w:spacing w:before="0" w:after="454"/>
       <w:jc w:val="start"/>
     </w:pPr>
     <w:rPr>
